--- a/example_articles/countries/China/1.countries_China_New_York_Times.docx
+++ b/example_articles/countries/China/1.countries_China_New_York_Times.docx
@@ -27,17 +27,17 @@
     </w:p>
     <w:p>
       <w:r>
-        <w:t>Source File: NYT/52.DOCX</w:t>
+        <w:t>Source file: NYT/52.DOCX</w:t>
       </w:r>
     </w:p>
     <w:p>
       <w:r>
-        <w:t>Raw locations result: ['China']</w:t>
+        <w:t>Raw locations result, 'locations': ['China']</w:t>
       </w:r>
     </w:p>
     <w:p>
       <w:r>
-        <w:t>countries_stand_flat (Standardized): China</w:t>
+        <w:t>Standardized locations result, 'countries_stand_flat': China</w:t>
       </w:r>
     </w:p>
     <w:p>

--- a/example_articles/countries/China/1.countries_China_New_York_Times.docx
+++ b/example_articles/countries/China/1.countries_China_New_York_Times.docx
@@ -7,7 +7,7 @@
         <w:pStyle w:val="Heading1"/>
       </w:pPr>
       <w:r>
-        <w:t>Children's Names: Mirror of a Society</w:t>
+        <w:t>Dropping By Mao's Home</w:t>
       </w:r>
     </w:p>
     <w:p>
@@ -17,17 +17,17 @@
     </w:p>
     <w:p>
       <w:r>
-        <w:t>Date: 1990-01-10</w:t>
+        <w:t>Date: 1991-01-20</w:t>
       </w:r>
     </w:p>
     <w:p>
       <w:r>
-        <w:t>Section: Section C; Page 1, Column 1; Living Desk</w:t>
+        <w:t>Section: Section 5;; Section 5; Page 15; Column 1; Travel Desk; Column 1;</w:t>
       </w:r>
     </w:p>
     <w:p>
       <w:r>
-        <w:t>Source file: NYT/52.DOCX</w:t>
+        <w:t>Source file: NYT/54.DOCX</w:t>
       </w:r>
     </w:p>
     <w:p>
@@ -49,79 +49,69 @@
     </w:p>
     <w:p>
       <w:r>
-        <w:t>IF a child's name tells more about the parents than it does about the child, then the 1980's may well be remembered as a decade in which some parents were self-indulgent, ambitious, proud of their heritage and just a little outrageous.</w:t>
+        <w:t>ONLY 15 years and 50 ideologies ago, it was the most popular excursion in China. Every Red Guard's idea of militant tourism was paying a visit to Shaoshan, the birthplace and boyhood home of Chairman Mao Zedong. This farmhouse deep in the countryside of Hunan Province served to confirm the plebian roots of the Chinese revolution and its No. 1 peasant. Train lines were extended specifically to accommodate the hordes who made this pilgrimage to the holiest of revolutionary shrines. "Paving the highway all the way to Mao's house was a great expense to the province," says the driver of the taxi for which I've opted. His tone suggests little nostalgia for reading the little red book instead of his meter -- though he has to admit that most of the local trade died off with the Chairman himself. When I look out across the rice paddies, I can almost see the robust, ruddy-cheeked zealots in their green caps and red armbands, marching arm in arm with Mao's quotations in one hand and a steamed bun in the other. I wish I was coming down this road as something other than a capitalist-roader.</w:t>
         <w:br/>
-        <w:t>Luci was spelled with an i and Tyffany with two y's. Michael became Mykell. There were Jennifer Wongs and Ashakulu Johnsons. Boys were Leslies; so were girls.</w:t>
+        <w:t>Stepping out from the hotel in Changsha, the grimy capital of Hunan, I had been attacked by several examples of the country's "new entrepreneurs." Knowing I'd already missed the one early-morning train, they soon engaged me in that ultimate anti-socialist behavior, price gouging. Fortunately, I had brought protection in the form of a friend, a charming, sharp-tongued 25-year-old interpreter whose name translates as "Bright Yellow." Raised on the Cultural Revolution's paeans to "the rising sun of Tiananmen," this self-described "daughter of China" wears high-top aerobic sneakers and sweat pants. And she has grown into a militant fighter for hotel reservations, soft-seat train tickets, off-hour meals and decent service. It's a survival skill in a country that's forgotten the admonition to "serve the people," a land no longer ruled by Mao but by Chairman "Meiyou" -- the words are pronounced like the first two syllables of mayonnaise -- an automatic bureaucratic first response, meaning "There is none," "We've run out," "You are not important enough," "Please come back tomorrow, or better yet, just go away!"</w:t>
         <w:br/>
-        <w:t>''I don't think anyone could imagine how ingenious the America public could be when it comes to names,'' said Dr. Leonard Ashley, a professor of English at Brooklyn College and the author of ''What's in a Name?'' (Genealogical Publishing, 1989).</w:t>
+        <w:t>With a toughness honed by many a tour group's Long March, Bright Yellow manages to negotiate a price of 200 yuan, or just over $40, for the four-hour round-trip taxi ride. For this price, we'll be choked with gasoline fumes that rise mysteriously out of the back seat each time our taxi accelerates. But all is forgotten once we've left behind the morning grime of Changsha, a Chinese Des Moines and middle-of-the-country way station of three million people whose purpose is the relentless warehousing of goods. The two-lane highway is lined with poplars and crowded with overladen bike-driven carts, antique buses and belching Liberation Lorries. I concentrate on the view, meditating on the fortress-like clumps of brick peasant enclaves built smack in the midst of the paddies. The real China is out there, crouching and huddled-up -- I always think there's got to be someplace more "real" than wherever I am.</w:t>
         <w:br/>
-        <w:t>Unlike the 1960's, when parents were naming their children with social and environmental concerns in mind (Sunshine, Moon and Peace), in the 1980's, more and more parents chose names that reflected their heritage and ethnic origins and their economic status. Many chose names that were gender-neutral or names they believed would set their children apart from others.</w:t>
+        <w:t>What more authenticity could I ask for than Bright Yellow singing her schoolgirl ditties about valiantly breaking with Confucianism? Even now this idealistic schoolteacher driven into the travel field by cold cash concerns prefers Mao to the current "grandfathers" of the Chinese family. "When the tiger is away," she quotes an old homily, "then the monkeys can pretend to be king of the mountain." When the driver suggests a detour to the less-known home village of Liu Shaoqi, a Communist luminary purged by Mao, Bright Yellow and he launch into a proud discourse about all the great revolutionaries who hail from Hunan Province. "It must have something to do with our central location and our hot pepper food," boasts our free-market reformer behind the wheel. In most countries, you scratch a true believer and find a scheming cynic. The odd thing, and the best thing, about China today is that the process is exactly opposite.</w:t>
         <w:br/>
-        <w:t>''People no longer go to the Bible or literature in choosing names for their children,'' Dr. Ashley said. ''They go to television or their ethnic roots, or they simply use their imaginations.''</w:t>
+        <w:t>For an hour and a half, we climb through endless hewn terraces that give me the feeling that I'm being led, level by level, to the highest and greenest point on earth. Instead, we arrive at a grubby village that's basically one huge bazaar along both sides of a train depot. The driver drops us off to stroll amid the packs of dirt-smudged farm girls squatting on blankets laden with the morning's pickings of scallions, Chinese broccoli and yams. Most of the space is taken up by a free market that Mao would have frowned upon. It turns out this is just the railhead a good three miles from the Mao family residence.</w:t>
         <w:br/>
-        <w:t>Last month, at a regional meeting in Washington, the American Names Society, whose members often serve as consultants to corporations that want to find appropriate names for products, devoted two days to exploring the differences in choosing personal names based on race, region and sex. Such concerns are also reflected in the public's fascination with personal names and surnames.</w:t>
+        <w:t>I know we've really arrived by the rows of trinket sellers lining both sides of the path from a small parking lot. "Hello Post Card!" shout the tenacious little ladies in blue frocks. "Hello Cola! Hello Jade!" Their persistence is matched only by their lack of imagination, for the tables are laden with such identical hot-sellers as key chains strung with facsimile bills of Chinese money and the ubiquitous chops, engraved letter seals carved into small stone blocks. Of course, there's a pretty decent assortment of Mao buttons, and, as elsewhere in China, the hawkers pull out their private stock at the sight of a foreigner wearing rose-colored classes. I'm a sucker for the biggest Mao lapel pin I've ever seen, tomato red and heart-shaped to boot. But I can't find a single collector's item alarm clock decorated with happy workers ticking off each second by waving the little red book. There's not even a decent T-shirt and the sets of postcards turn out to be stills from a movie about the life of Mao, with a chubby actor re-creating the founding of the People's Republic or the famous doggy paddle down the Yangtze.</w:t>
         <w:br/>
-        <w:t>''For over a hundred years, there have been naming fads and trends,'' said Dr. Cleveland Kent Evans, an assistant professor of psychology at Bellevue (Neb.) College, who has researched white, black and Hispanic names in the United States. ''Today, I think people, blacks especially, are more into finding different and unusual names for kids.''</w:t>
+        <w:t>The house is hidden around a curve of this cultivated hollow. It's much larger than I imagined: a compound, really, of two wings on either side of a courtyard, with well-maintained adobe walls freshly painted an odd mustard color. The front rooms are bare, the floor mud. The master bedroom contains the purported original matrimonial bed, covered by a wood canopy. Remarkably clear family photographs show the young Mao's uncanny resemblance to his stern mother. It's obvious, from this visit, that Mao got a bit revisionist when it came to his humble origins. The house proves him "70 percent right and 30 percent wrong" -- the formula now officially applied to his years in power -- for his father was an "upper peasant" who had worked his way into quite a bit of property. As the eldest son, Mao was clearly the most spoiled. His bedroom is nearest to that of his parents and the only one that isn't attached to the stables.</w:t>
         <w:br/>
-        <w:t>For example, one black woman, Kelly A. Tillers, a commercial real-estate broker in Manhattan, was going to name her daughter Bianca until one of the characters on a her favorite soap opera, ''All My Children,'' chose that name for her television offspring. ''Then it became too phony,'' said Ms. Tillers, whose daughter is now a year old.</w:t>
+        <w:t>Mao's room is patrolled by a mean-looking recruit from the People's Liberation Army. And we're joined on our unguided tour by a surprising number of loyal officials. These work units wear gray bureaucrats' suits and look less like dedicated fighters renewing their faith than retirees from class war on a field trip. They've come mainly to pose before the house from the far bank of the property's lotus pond, which is clogged with giant pods. An official photographer has his tripod set up, but I use my own Polaroid. I wonder what the faithful make of Bright Yellow, posed in my Oakland A's jacket.</w:t>
         <w:br/>
-        <w:t>So she called her Chiara, a name she overheard in an Italian restaurant. ''It just sounded right,'' she said.</w:t>
+        <w:t>The village of Shaoshan proper is less than a mile down the road and far too spoiled by the Maoist tour mill to offer much genuine country life. We stroll through the chilly yet remarkably ambitious museum devoted to Mao's life. Unfortunately, many of the rooms are undergoing reconstruction and the exhibits consist largely of crude dioramas and badly duplicated newspaper photographs pasted onto a backdrop of Chinese exhortations. The curious are rewarded with numerous shots of Mao's pre-revolutionary female companions, including a saintly first wife who died before she knew just whom she'd married.</w:t>
         <w:br/>
-        <w:t>Zahmu and Malyka Rose Burgin, a Philadelphia couple who adopted their African names several years ago, looked no further than the carved wooden African map on their living-room wall to choose a name for their son, Zaire, now 2 months old.</w:t>
+        <w:t>We stop for lunch at a stall amid the free market. A lanky woman in pigtails deftly shaves rice noodles from a giant block of dough into cauldrons of hot broth. Her fresh dumplings stuffed with pork and chives are even more delicate. The driver, Bright Yellow and I gobble up three platefuls heaped with a sauce of crushed chili pods spooned from a gallon jar. This is the closest I'll come during my visit to the hearty, overheated dishes successfully marketed in the United States as Hunan cuisine. And the vendor is so thrilled by the presence of an American that she refuses to let us pay. We leave her giggling and waving, and then returning to her eternal stewardship over steam.</w:t>
         <w:br/>
-        <w:t>Dr. Ralph Slovenko, a professor of law and psychiatry at Wayne State University in Detroit and an expert in onomastics, the study of the origins and uses of names, believes the new trends reflect a growing ''appreciation and awareness'' of ethnicity as well as social changes, in particular the women's movement.</w:t>
+        <w:t>Emboldened by this first taste of authenticity, I get Bright Yellow to lead me into a few villages along the route back. First we stumble on the general hilarity engendered by a man chasing a runaway pig as spotted as a bloated Dalmatian. When I pose the group for a Polaroid, the mood gets even more festive. Then the gang realizes that the picture is developing before their eyes -- maybe the only image of themselves they've ever seen -- and begin a riotous grab-all for the result. The oldest grandma, elder among elders, comes away with the prize.</w:t>
         <w:br/>
-        <w:t>''Whereas before everybody wanted to be in the melting pot and have assimilated names, some of the new immigrants are keeping their names,'' Dr. Slovenko said.</w:t>
+        <w:t>"Bye-bye!" cry all the smarty barefoot children, when they mean hello. "Ni hao!" I answer, really meaning see you later. "Hello! Bye-bye! Ni Hao!" they imitate me imitating them. A game of hide-and-seek, verbal and literal, develops as we're followed through the dirt paths between barns and stables. Bright Yellow stops me to point out old Maoist slogans that have been reduced to pointillist daubs of red along stretches of crumbling brick. "Study study hard, day day up!" are the words that she translates. "Study each day to improve yourself!" More militant suggestions are worn away or covered with the recent campaign encouraging one child per family.</w:t>
         <w:br/>
-        <w:t>The women's movement has resulted in gender-bending names like Beverly, Carol (or Carroll), Kerry, Shawn or Chris, which are being used for both girls and boys.</w:t>
+        <w:t>On the way back we stop at Orange Island, a massive sand bar in the Xiang River possessing promenades that afford a view of the junk traffic and the Changsha skyline, such as it is. Like everything else in this region, the island is more famed for its association with the young Mao. According to legend, the young student used to exercise by swimming across to this place, where he plotted revenge on the landlords.</w:t>
         <w:br/>
-        <w:t>Indeed, some women consider traditional feminine names a handicap in the business world and are choosing neuter names for their children. Dr. Slovenko said: ''Usually, it's a statement by the mother that this is still a man's world. Said one mother who gave her daughter a man's name, 'It'll look good when she applies to medical school.' ''</w:t>
+        <w:t>Our driver, eager to please us since his bowl of dumplings, now insists we complete the journey of Mao's self-completion. He takes us through the darkening city, leaden in atmosphere as well as light, to the Normal School where Mao matriculated. Even today such places are abnormally rigorous training centers for promising country kids. To our delight the serious students are working past suppertime in various classrooms whose outer walls are painted a dramatic black.</w:t>
         <w:br/>
-        <w:t>While these changes were taking place, most parents were still choosing traditional names for their children. For the 25th year in a row, more New York City parents named their newborn sons Michael than any other name in 1988, the latest year for which statistics are available from the City Health Department.</w:t>
+        <w:t>Through the glass windows of studios illuminated in harsh fluorescence, I glimpse some of the most well-behaved teen-agers practicing on accordions, dissecting frogs, completing sketches of the human form.</w:t>
         <w:br/>
-        <w:t>Jessica led the list of names for baby girls for the third year in a row. In 1988, a Gallup Poll produced similar results, with Michael leading the list for boys, followed by Christopher, and with Mary leading the list for girls, followed by Jessica.</w:t>
+        <w:t>Nobody is allowed to sit at the single old-fashioned desk with inkwell where Mao once applied himself. Yet I've been granted a peek into a country still seeking to improve itself with an earnestness and joy of labor unseen elsewhere in the world.</w:t>
         <w:br/>
-        <w:t>''In the 1990's, more and more names will come from television and soap operas, said Dr. Ashley, the Brooklyn College professor, ''so you'll have Ashleys, Alexises and Crystals. Matthew will be around for a long time, as will names that are feminized versions of boys' names like Danielle, Stephanie and Michelle.''</w:t>
+        <w:t>Mao's finishing school makes a fitting end to an expedition that seems to go right to the heart of China. And I come away literally wearing my giant red heart on my sleeve. What does it matter if this massive, garish valentine bears the Chairman's chin wart?</w:t>
         <w:br/>
-        <w:t>Many black Americans began adopting names from authentic African or Islamic sources during the civil-rights and black-power movements of the 1960's and 1970's, rejecting the names given to slaves by their English-speaking masters. They have been joined by new immigrants to the United States who are not Americanizing their traditional African and Caribbean names.</w:t>
+        <w:t>My heart has been won by Bright Yellow, by the dumpling lady, by going "amongst the workers and peasants." I don't even mind when, at the end of the long day, our driver predictably professes to have forgotten the price for his services. I end up giving him 50 yuan more than we'd agreed, and Bright Yellow contributes 50 on her own.</w:t>
         <w:br/>
-        <w:t>In the 1980's, some younger black parents went a step further by creating names that many readily admit come out of thin air. This trend has been the subject of considerable controversy, highlighted recently by an essay, ''Names Can Hurt,'' in the April 1989 issue of Essence magazine.</w:t>
+        <w:t>"Still not a single needle or piece of thread from the people!" she quotes Mao with a wink, explaining why she's suddenly so generous with the working class. "You see, a few of us are still good students of Chairman Mao."</w:t>
         <w:br/>
-        <w:t>The essay's author, Cathy M. Jackson, a freelance writer, denounced ''cumbersome, unpronounceable, phonetically awkward names for the rest of his or her life.'' In another section, the author wrote, ''Little black children don't need any more bricks added to the societal load they were born with.''</w:t>
+        <w:t xml:space="preserve"> </w:t>
         <w:br/>
-        <w:t>Mrs. Burgin of Philadelphia said her mother voiced similar concerns about the name her grandson would be given.</w:t>
+        <w:t>IF YOU GO</w:t>
         <w:br/>
-        <w:t>''Don't give him a name we can't pronounce or he can't spell,'' she recalled her mother's saying before Zaire's birth. ''My feeling was that if we named him Zachary, he would have to learn how to pronounce it and spell it. Our culture is African-American, and we shouldn't feel embarrassed by embracing our culture.''</w:t>
+        <w:t xml:space="preserve"> </w:t>
         <w:br/>
-        <w:t>Dr. Ashley also sees the trend as positive: ''People say Afro-American names are getting weird. They're just weird to people who expect tradition. I think they're just becoming more original.''</w:t>
+        <w:t>Getting There</w:t>
         <w:br/>
-        <w:t>But some blacks worry that as names become readily identifiable as being black, their children will be stigmatized.</w:t>
+        <w:t>A visit to Shaoshan is usually included as a one-day excursion in a tour of the Changsha area. Changsha, 450 miles north of Canton and 611 miles south of Beijing, can be reached from either city by train or plane. Flights leave Beijing on Monday and Sunday at 9:10 A.M., arriving at 11:50 A.M., and on Thursday at 9:40 A.M., arriving at 11:55 A.M. The fare is $90 one way. The train ride from Beijing takes 24 hours and is uncomfortable. One or two flights a day, at $40 one way, are available from Canton. A night train, leaving at 5:30 P.M. and arriving at 6 A.M., is air-conditioned and costs about $30 one way.</w:t>
         <w:br/>
-        <w:t>''It depends,'' said Dr. Evans of Bellevue College. ''Part of it is whether you think it is positive or negative to have a name which is identified with one race or the other. When a person applies for a job, it could make it easier for those who are prejudiced to consciously or unconsciously discriminate.''</w:t>
+        <w:t>Buses for Shaoshan leaves Changsha Bus Station every day at 7 A.M. and 1 P.M. The trip, which takes nearly three hours, costs $1.75.</w:t>
         <w:br/>
-        <w:t>Dr. Ashley said that the 1980's were also a time when more American Jews either chose traditional Hebrew names like Ari, Moshe and Rebecca for their children or returned to their families' original surnames.</w:t>
+        <w:t>A train for Shaoshan leaves Changsha each morning at 7:20. The fare: $1.25 one way.</w:t>
         <w:br/>
-        <w:t>At the same time, many Asians turned their names around, so that the surname or family name no longer comes first, Dr. Ashley said. And many Hispanic parents are giving their children traditional English first names: Robert Rodrigo Lopez, for example.</w:t>
+        <w:t xml:space="preserve"> </w:t>
         <w:br/>
-        <w:t>Other parents have tried to avoid names that would pigeonhole children or seem dated later.</w:t>
+        <w:t>Accommodations</w:t>
         <w:br/>
-        <w:t>''You have to consider that the child will have to live with this name for the rest of their lives,'' said Eileen Taylor of Ellicott City, Md., who is the mother of five, including 2-year-old twin girls. She and her husband, Jack, settled on the names Katherine (who is called Katie), Brendan and Laura, and for the twins, Mary Clare and Meg.</w:t>
+        <w:t xml:space="preserve"> In Changsha the best choices are the Furong, the Xiangjiang or the new Huatian, at each of which a single room is $25 and a double $30.</w:t>
         <w:br/>
-        <w:t>''They're all classy names, yet not too trendy,'' Mrs. Taylor said. ''So years from now someone won't turn to them and say: 'Oh, that name was popular in the 80's.' ''</w:t>
+        <w:t xml:space="preserve"> </w:t>
         <w:br/>
-        <w:t>For years, experts have been divided on whether a name can be predict or affect future achievement. On one side of the argument are those like Drs. Slovenko and Ashley, who cite anecdotal evidence that people assume their identities through their names.</w:t>
+        <w:t>Mao's House</w:t>
         <w:br/>
-        <w:t>''Consider that John Minor Wisdom, Pleas Jones, William Justice and Learned Hand are judges,'' Dr. Slovenko wrote in the April 1980 issue of the American Journal of Psychotherapy. ''Russell Brain is a brain surgeon, William Dance is a dancing instructor, William Key is a jail warden, Cardinal Sin is an archbishop, Groaner Digger is an undertaker.'' But in a 1985 study of 25,000 children in the St. Paul-Minneapolis school system, Dr. Martin E. Ford, a developmental psychologist who teaches at Stanford University, found no correlation between names and academic achievement or social competence.</w:t>
-        <w:br/>
-        <w:t>''What truly happens, once people know the person behind the name, the name becomes insignificant as a factor in their psychological development,'' Dr. Ford said.</w:t>
-        <w:br/>
-        <w:t>Yet those on both sides of the argument agreed that parents obviously believe names will have an effect on their children's lives. This explains why upwardly mobile and working-class parents alike are choosing what Dr. Ashley describes as ''Waspy'' sounding names like MacGregor for girls and Maxwell and Winthrop for boys.</w:t>
-        <w:br/>
-        <w:t>''The image they want for their kids is something wealthy and glamorous,'' Dr. Evans said. ''That's why you have so many names taken from television or famous stars. Whitney became popular overnight when Whitney Houston got big. The irony is that names that have that glitzy image are actually not what wealthy people name their kids.''</w:t>
-        <w:br/>
-        <w:t>Deborah Cofer, the executive assistant to the president of North General Hospital in Manhattan, said she was thinking more about a ''rare, precious jewel'' than about the renowned Fifth Avenue jewelry store when she named her daughter Tiffany. That was 13 years ago, before Tiffany became one of the 80's most popular girls' names (No. 7 in New York).</w:t>
-        <w:br/>
-        <w:t>''To say the least, I was a bit annoyed at all these Tiffanys,'' Ms. Cofer said. But her daughter has ''grown into'' the name, she added. ''My Tiffany only wants the finest, most expensive things. This name thing is costing me a bundle. Maybe I'll have it changed.''</w:t>
+        <w:t>The site is open every day from 8 A.M. to 4:30 P.M.</w:t>
         <w:br/>
         <w:br/>
         <w:t>Graphic</w:t>
@@ -129,7 +119,7 @@
         <w:br/>
         <w:t xml:space="preserve"> </w:t>
         <w:br/>
-        <w:t>Drawing (pg. C1); Photo: Chiara Tillers, left, 1 year old, and the Taylors, Laura, 4; Meg, 2; Brendan, 6; Mary Clare, 2, and Katie, 12. (pg. C8)</w:t>
+        <w:t>Photos: Mao Zedong's family house in Shaoshan, Hunan Province, top; fruit seller near Mao's house, above left; boats along the Xiang River, seen from Orange Island, near Changsha, above right. (pg. 15); Shaoshan souvenir sellers. (pg. 19)(Photographs by John Krich)</w:t>
       </w:r>
     </w:p>
     <w:sectPr>

--- a/example_articles/countries/China/1.countries_China_New_York_Times.docx
+++ b/example_articles/countries/China/1.countries_China_New_York_Times.docx
@@ -7,7 +7,7 @@
         <w:pStyle w:val="Heading1"/>
       </w:pPr>
       <w:r>
-        <w:t>Dropping By Mao's Home</w:t>
+        <w:t>Beijing; The Walls Come Tumbling Down</w:t>
       </w:r>
     </w:p>
     <w:p>
@@ -17,12 +17,12 @@
     </w:p>
     <w:p>
       <w:r>
-        <w:t>Date: 1991-01-20</w:t>
+        <w:t>Date: 2003-11-16</w:t>
       </w:r>
     </w:p>
     <w:p>
       <w:r>
-        <w:t>Section: Section 5;; Section 5; Page 15; Column 1; Travel Desk; Column 1;</w:t>
+        <w:t>Section: Section 6; Part 2; Column 1; Sophisticated Traveler Magazine; Pg. 46</w:t>
       </w:r>
     </w:p>
     <w:p>
@@ -49,69 +49,52 @@
     </w:p>
     <w:p>
       <w:r>
-        <w:t>ONLY 15 years and 50 ideologies ago, it was the most popular excursion in China. Every Red Guard's idea of militant tourism was paying a visit to Shaoshan, the birthplace and boyhood home of Chairman Mao Zedong. This farmhouse deep in the countryside of Hunan Province served to confirm the plebian roots of the Chinese revolution and its No. 1 peasant. Train lines were extended specifically to accommodate the hordes who made this pilgrimage to the holiest of revolutionary shrines. "Paving the highway all the way to Mao's house was a great expense to the province," says the driver of the taxi for which I've opted. His tone suggests little nostalgia for reading the little red book instead of his meter -- though he has to admit that most of the local trade died off with the Chairman himself. When I look out across the rice paddies, I can almost see the robust, ruddy-cheeked zealots in their green caps and red armbands, marching arm in arm with Mao's quotations in one hand and a steamed bun in the other. I wish I was coming down this road as something other than a capitalist-roader.</w:t>
+        <w:t>'You have to understand. Beijing was wonderful during SARS," said Jeremy Wingfield, the manager of the CourtYard Gallery. "Romantic, beautiful. The sky was clear, for once. Everything shut down. There was no smog or dust or traffic jams. No tourists. No cars." He looked at me closely, to make sure I was the sort of American who understood that, of course, he also knew that SARS was a terrible plague that killed people. But it was important nonetheless to acknowledge the marvel of the moment when Beijing stopped. "One day they announced SARS was over," he said, almost wistfully. "And it was as if nothing had ever happened."</w:t>
         <w:br/>
-        <w:t>Stepping out from the hotel in Changsha, the grimy capital of Hunan, I had been attacked by several examples of the country's "new entrepreneurs." Knowing I'd already missed the one early-morning train, they soon engaged me in that ultimate anti-socialist behavior, price gouging. Fortunately, I had brought protection in the form of a friend, a charming, sharp-tongued 25-year-old interpreter whose name translates as "Bright Yellow." Raised on the Cultural Revolution's paeans to "the rising sun of Tiananmen," this self-described "daughter of China" wears high-top aerobic sneakers and sweat pants. And she has grown into a militant fighter for hotel reservations, soft-seat train tickets, off-hour meals and decent service. It's a survival skill in a country that's forgotten the admonition to "serve the people," a land no longer ruled by Mao but by Chairman "Meiyou" -- the words are pronounced like the first two syllables of mayonnaise -- an automatic bureaucratic first response, meaning "There is none," "We've run out," "You are not important enough," "Please come back tomorrow, or better yet, just go away!"</w:t>
+        <w:t xml:space="preserve">     Serendipity took me to the city twice this year, once last spring when SARS was just emerging in public and then again this fall. Most people described its impact in the same terms Jeremy did -- as a surreal interlude. The authorities responded in the traditional way of Beijing: They built a wall. First to conceal the virus, then to stamp it out. All of Beijing became a forbidden city closed to travelers. People withdrew behind masks and the walls of houses and apartments. After the early days of panic, however, something unexpected happened: Behind their walls the healthy began to cultivate various internal gardens. "I read books," one said with wonder. "I listened to music." It was a parenthesis in time, strange and unlikely because building walls is no longer the business of Beijing. Tearing them down is. </w:t>
         <w:br/>
-        <w:t>With a toughness honed by many a tour group's Long March, Bright Yellow manages to negotiate a price of 200 yuan, or just over $40, for the four-hour round-trip taxi ride. For this price, we'll be choked with gasoline fumes that rise mysteriously out of the back seat each time our taxi accelerates. But all is forgotten once we've left behind the morning grime of Changsha, a Chinese Des Moines and middle-of-the-country way station of three million people whose purpose is the relentless warehousing of goods. The two-lane highway is lined with poplars and crowded with overladen bike-driven carts, antique buses and belching Liberation Lorries. I concentrate on the view, meditating on the fortress-like clumps of brick peasant enclaves built smack in the midst of the paddies. The real China is out there, crouching and huddled-up -- I always think there's got to be someplace more "real" than wherever I am.</w:t>
+        <w:t xml:space="preserve"> Beijing is a city that wants to forget: the only important new wall being built is that between the past and the present. You cannot go to Beijing in search of some pristine encounter with history. You go to see a city in vital and vulgar flux, in the throes of what the Viennese economist Joseph Schumpeter famously called the "creative destruction" of capitalism, its people and tourists intoxicated by consumer goods, lucre, glitter and glitz. Old China -- the land of the emperors, including the emperor called Mao -- seems an afterthought. The pressure of the contemporary is just too powerful. Beijing scrambles the like and unlike, the old and new. Broad avenues sit where city walls once were. Traditional hutongs are being razed, opening up grand new spaces, upon which modern buildings rise. The removal of walls gives the city a kind of jack-in-the box explosiveness and the liberating, but also disorienting, sensation of there being no more boundaries.</w:t>
         <w:br/>
-        <w:t>What more authenticity could I ask for than Bright Yellow singing her schoolgirl ditties about valiantly breaking with Confucianism? Even now this idealistic schoolteacher driven into the travel field by cold cash concerns prefers Mao to the current "grandfathers" of the Chinese family. "When the tiger is away," she quotes an old homily, "then the monkeys can pretend to be king of the mountain." When the driver suggests a detour to the less-known home village of Liu Shaoqi, a Communist luminary purged by Mao, Bright Yellow and he launch into a proud discourse about all the great revolutionaries who hail from Hunan Province. "It must have something to do with our central location and our hot pepper food," boasts our free-market reformer behind the wheel. In most countries, you scratch a true believer and find a scheming cynic. The odd thing, and the best thing, about China today is that the process is exactly opposite.</w:t>
+        <w:t>The reigning style is pastiche. Anything can mix and match. Foreign brand names are preferred to the indigenously Chinese, unless by indigenously Chinese you mean knockoffs. (There's more "Burberry" in China than wool in New Zealand.) Western tourists relish the city partly because, if things threaten to become too Chinese, there's always a Starbucks nearby. Although tourism fell to almost nothing during the actual epidemic -- the Xinhua news agency reported in August that the number of overseas visitors dropped 50 percent for the full first half of the year -- foreigners are back again, once more part of the city's collage. At night the new high-rises twinkle as if every day were Christmas.</w:t>
         <w:br/>
-        <w:t>For an hour and a half, we climb through endless hewn terraces that give me the feeling that I'm being led, level by level, to the highest and greenest point on earth. Instead, we arrive at a grubby village that's basically one huge bazaar along both sides of a train depot. The driver drops us off to stroll amid the packs of dirt-smudged farm girls squatting on blankets laden with the morning's pickings of scallions, Chinese broccoli and yams. Most of the space is taken up by a free market that Mao would have frowned upon. It turns out this is just the railhead a good three miles from the Mao family residence.</w:t>
+        <w:t>There can be a madcap joy -- sometimes innocent, sometimes clever -- in playing with pastiche and artifice. I stayed at a hotel designed around a huge atrium that contained plastic palm trees, statues of naked nymphs in classical Greek style and a white grand piano surrounded by pineapple lanterns. A Chinese woman sang Italian arias there. You could order a Manhattan.</w:t>
         <w:br/>
-        <w:t>I know we've really arrived by the rows of trinket sellers lining both sides of the path from a small parking lot. "Hello Post Card!" shout the tenacious little ladies in blue frocks. "Hello Cola! Hello Jade!" Their persistence is matched only by their lack of imagination, for the tables are laden with such identical hot-sellers as key chains strung with facsimile bills of Chinese money and the ubiquitous chops, engraved letter seals carved into small stone blocks. Of course, there's a pretty decent assortment of Mao buttons, and, as elsewhere in China, the hawkers pull out their private stock at the sight of a foreigner wearing rose-colored classes. I'm a sucker for the biggest Mao lapel pin I've ever seen, tomato red and heart-shaped to boot. But I can't find a single collector's item alarm clock decorated with happy workers ticking off each second by waving the little red book. There's not even a decent T-shirt and the sets of postcards turn out to be stills from a movie about the life of Mao, with a chubby actor re-creating the founding of the People's Republic or the famous doggy paddle down the Yangtze.</w:t>
+        <w:t>Beijing has always been eccentric, unnatural and artificial. It did not develop in the way most human settlements did, with a lively market at its heart. The center of Beijing was instead a walled-off place where people could not go, the Forbidden City of the emperor. Mao added Tiananmen Square, the showplace of the revolution, where public behavior became as ritualized in its way as in the Forbidden City. In Beijing, there was a divine scale and a higgledy-piggledy scale -- the vast space of the Leader and the gray honeycomb maze of walls, rooms and streets where the people lived, called the hutongs.</w:t>
         <w:br/>
-        <w:t>The house is hidden around a curve of this cultivated hollow. It's much larger than I imagined: a compound, really, of two wings on either side of a courtyard, with well-maintained adobe walls freshly painted an odd mustard color. The front rooms are bare, the floor mud. The master bedroom contains the purported original matrimonial bed, covered by a wood canopy. Remarkably clear family photographs show the young Mao's uncanny resemblance to his stern mother. It's obvious, from this visit, that Mao got a bit revisionist when it came to his humble origins. The house proves him "70 percent right and 30 percent wrong" -- the formula now officially applied to his years in power -- for his father was an "upper peasant" who had worked his way into quite a bit of property. As the eldest son, Mao was clearly the most spoiled. His bedroom is nearest to that of his parents and the only one that isn't attached to the stables.</w:t>
+        <w:t>Like most travelers, I went first to the Forbidden City and Tiananmen Square. I was unprepared not only for their scale, but also for their strange relationship. The revolutionary square is the existential reflection of the Forbidden City. How were the Communists, once they came to power in 1949, to match the elaborate scale of the Forbidden City? How were they to remove the crushing weight of Chinese history? By applying the great eraser that created Tiananmen Square.</w:t>
         <w:br/>
-        <w:t>Mao's room is patrolled by a mean-looking recruit from the People's Liberation Army. And we're joined on our unguided tour by a surprising number of loyal officials. These work units wear gray bureaucrats' suits and look less like dedicated fighters renewing their faith than retirees from class war on a field trip. They've come mainly to pose before the house from the far bank of the property's lotus pond, which is clogged with giant pods. An official photographer has his tripod set up, but I use my own Polaroid. I wonder what the faithful make of Bright Yellow, posed in my Oakland A's jacket.</w:t>
+        <w:t>Laid out in the early 15th century, the Forbidden City unfolds powerfully in courtyard after courtyard, as if the power of the emperor himself could never quite be reached. It is magnificent -- but oppressive. The spaces press you down rather than lift you up. I wasn't really happy until I came to a garden of grottoes, pavilions and shapely rocks and trees. Here, perhaps, the emperor could escape from himself. The garden contained some wonderful signs in English. One identified an artificial mountain with a temple on top as the "Hill of Piled Excellence." Not far away was a sign that in the United States would have said, "Do Not Touch." Here, it read, "A single act of carelessness leads to the eternal loss of beauty."</w:t>
         <w:br/>
-        <w:t>The village of Shaoshan proper is less than a mile down the road and far too spoiled by the Maoist tour mill to offer much genuine country life. We stroll through the chilly yet remarkably ambitious museum devoted to Mao's life. Unfortunately, many of the rooms are undergoing reconstruction and the exhibits consist largely of crude dioramas and badly duplicated newspaper photographs pasted onto a backdrop of Chinese exhortations. The curious are rewarded with numerous shots of Mao's pre-revolutionary female companions, including a saintly first wife who died before she knew just whom she'd married.</w:t>
+        <w:t>I wandered onto the empty endlessness that is Tiananmen Square. In my mind's eye, I imagined it seething with Red Guards as Mao reviewed the tanks, rockets and troops. Or filling with the demonstrators who built "Democracy Wall" -- how typical of Beijing that oxymoron is. But now it looked like a dead space, except for the aimless zigzagging of kites and tourists. Its major buildings -- Mao's mausoleum at one end and to either side the Soviet-era Great Hall of the People and the National Museum of Chinese History and the National Museum of the Chinese Revolution -- are pompous boilerplate.</w:t>
         <w:br/>
-        <w:t>We stop for lunch at a stall amid the free market. A lanky woman in pigtails deftly shaves rice noodles from a giant block of dough into cauldrons of hot broth. Her fresh dumplings stuffed with pork and chives are even more delicate. The driver, Bright Yellow and I gobble up three platefuls heaped with a sauce of crushed chili pods spooned from a gallon jar. This is the closest I'll come during my visit to the hearty, overheated dishes successfully marketed in the United States as Hunan cuisine. And the vendor is so thrilled by the presence of an American that she refuses to let us pay. We leave her giggling and waving, and then returning to her eternal stewardship over steam.</w:t>
+        <w:t>The vitality of the city no longer concentrates at its center, but shoots out in glittery sparks to the periphery. From Tiananmen Square, I took a taxi down Changan Avenue to the boomtown capital, the district of hotels, condos, office blocks, embassies and huge shopping malls. "I went away for a while," a Chinese woman told me, "and when I came back I didn't recognize where I'd lived for years." Cranes rise everywhere. Many of the buildings brag of affluence with silly pillars and golden surfaces and pretentious names like "Fifth Avenue." Is Donald Trump the city's architectural adviser? The beautiful bicycle swarms of Beijing are beginning to diminish, owing to the exponential increase in automobile traffic. Shopping malls are everywhere, usually organized around brand names. The Chinese craze for labels, even when ironic, is peculiarly passionate. Perhaps it comes from being confined for so long to one designer, Mao. Better architecture will come to Beijing -- if only because the Chinese are beginning to regard architects, too, as brand names. If other cities have a Gehry and a Koolhaas, so must the capital of China. In the atrium of a Xidan mall last spring, I saw a cheap golden pillar or trunk that rose several stories. From it angled -- goofily -- dozens of plastic suitcases that held green apples or flowers. It was almost Edenic: a capitalist garden without a snake. Let a hundred designers bloom!</w:t>
         <w:br/>
-        <w:t>Emboldened by this first taste of authenticity, I get Bright Yellow to lead me into a few villages along the route back. First we stumble on the general hilarity engendered by a man chasing a runaway pig as spotted as a bloated Dalmatian. When I pose the group for a Polaroid, the mood gets even more festive. Then the gang realizes that the picture is developing before their eyes -- maybe the only image of themselves they've ever seen -- and begin a riotous grab-all for the result. The oldest grandma, elder among elders, comes away with the prize.</w:t>
+        <w:t>Occasionally, weary of the lights, i sought out unmoneyed Beijing. Before the fairy dust of capitalism, the dominant color of the city was a dour gray that sucked the light out of the air -- an extraordinary gray that was not itself beautiful, but beautifully set off the lacquer reds of palaces and temples. That gray still suffuses the ground-hugging hutongs that provide such a contrast in scale to both imperial and consumer culture. Even the bicycles -there seem to be no new bicycles in Beijing -- reflect this ancient hue.</w:t>
         <w:br/>
-        <w:t>"Bye-bye!" cry all the smarty barefoot children, when they mean hello. "Ni hao!" I answer, really meaning see you later. "Hello! Bye-bye! Ni Hao!" they imitate me imitating them. A game of hide-and-seek, verbal and literal, develops as we're followed through the dirt paths between barns and stables. Bright Yellow stops me to point out old Maoist slogans that have been reduced to pointillist daubs of red along stretches of crumbling brick. "Study study hard, day day up!" are the words that she translates. "Study each day to improve yourself!" More militant suggestions are worn away or covered with the recent campaign encouraging one child per family.</w:t>
+        <w:t>You can take an official hutong tour, where someone will pedal you around while performing the role of colorful local Chinese man from the hutong. But it's more interesting, of course, to get lost. Houhai is an old district on a lake that's becoming a yuppie town. Bars, restaurants and tea shops glitter at night around the water. Very nice. But you need walk only a few minutes down an alley into the hutong -- and then turn a corner and turn a corner and turn a corner -- and you will be lost in old Beijing. A woman washes her hair in a pail. Old men play games outside doors. A street vendor sells five or six pieces of fruit. Only by taking this kind of walk will you see that the new China is still only skin-deep. Once, deeply lost, I walked into a local restaurant -- and every chopstick stopped. Even in Beijing.</w:t>
         <w:br/>
-        <w:t>On the way back we stop at Orange Island, a massive sand bar in the Xiang River possessing promenades that afford a view of the junk traffic and the Changsha skyline, such as it is. Like everything else in this region, the island is more famed for its association with the young Mao. According to legend, the young student used to exercise by swimming across to this place, where he plotted revenge on the landlords.</w:t>
+        <w:t>One morning I went looking for Mao. His portrait still hangs in Tiananmen Square, but he is otherwise hard to find. His mausoleum is often closed. In crowded bookstores, I could not locate a new copy of the little red book. (The Chinese now buy other kinds of self-help books, including one by Dale Carnegie.) The National Museum of the Chinese Revolution on Tiananmen Square has been temporarily closed for a long time, presumably because no one knows how to pretzel together today's capitalism with yesterday's communism.</w:t>
         <w:br/>
-        <w:t>Our driver, eager to please us since his bowl of dumplings, now insists we complete the journey of Mao's self-completion. He takes us through the darkening city, leaden in atmosphere as well as light, to the Normal School where Mao matriculated. Even today such places are abnormally rigorous training centers for promising country kids. To our delight the serious students are working past suppertime in various classrooms whose outer walls are painted a dramatic black.</w:t>
+        <w:t>Style can marginalize substance. Style can be a way to forget. It was Andy Warhol who first made Mao look stylish, in his celebrated portrait. The Chinese have taken the cue. The postmodern Mao is typically a figure to play with, which helps remove the sting from history. You can go to a restaurant that specializes in the food of the Cultural Revolution. The great Beijing flea market sells much Mao memorabilia, including old inspirational posters, caps and secondhand little red books. Much of the memorabilia is fake: the posters and little red books promising a new revolutionary man are now knockoffs distressed by workers, the better to hawk history to tourists.</w:t>
         <w:br/>
-        <w:t>Through the glass windows of studios illuminated in harsh fluorescence, I glimpse some of the most well-behaved teen-agers practicing on accordions, dissecting frogs, completing sketches of the human form.</w:t>
+        <w:t>In my search for something authentically Maoist, I made one inspired guess. What about the Military Museum of the Chinese People's Revolution? It's a run-down Stalinist palace with two large wings and a big star on top. In the museum parking lot, looking more beached than any whale, sits a passenger jet that used to transport Chinese V.I.P.'s. Inside the building, an enormous statue of the Great Helmsman welcomes visitors -- at last! -- to an exhibition filled with MIG's, machine guns, missiles and assorted weaponry. On the second floor there's an exhibit about the Korean War. In contrast to most exhibitions in Beijing, no English wall labels describe the displays. (You would hardly know the United States was involved.) As I strolled around, I kept hearing a huge roaring sound. I walked up a grand staircase, pushed back a door and came upon a vast beehive filled with booths selling amusement park games -- mostly toy guns that you shoot at cowboys or bears or, in one instance, MIG's.</w:t>
         <w:br/>
-        <w:t>Nobody is allowed to sit at the single old-fashioned desk with inkwell where Mao once applied himself. Yet I've been granted a peek into a country still seeking to improve itself with an earnestness and joy of labor unseen elsewhere in the world.</w:t>
+        <w:t>On the plane, I'd read Lao She's "Camel Xiangzi," a great novel written in the 30's about the crushing life of a Beijing rickshaw driver. It was only at Lao She's hutong courtyard house -- now a dusty little museum devoted to the writer -- that I could sense the painful tremors of Chinese history. It was an unshiny place, well thumbed like an old book. I stared at his worn furniture. He loved Dickens, Mencken and American slang. As a man who wrote sympathetically about the working class, he tried hard to accommodate himself to the revolution; a photograph shows him laughing with Mao. In 1966, however, the Red Guards attacked and humiliated him, and he was either murdered or committed suicide.</w:t>
         <w:br/>
-        <w:t>Mao's finishing school makes a fitting end to an expedition that seems to go right to the heart of China. And I come away literally wearing my giant red heart on my sleeve. What does it matter if this massive, garish valentine bears the Chairman's chin wart?</w:t>
+        <w:t>Of course, I did the sights. and I had to see the wall of walls. "But don't go to Badaling," an expatriate told me. It was the worst place, he said, to see the Great Wall. Hawkers mobbed you. Tinny music rattled from loudspeakers. Tour buses belched. It was to Badaling, the expat confided -- as if nothing more need be said -- that Richard M. Nixon went in 1972 during his trip to China. It was at Badaling that the president, according to legend, observed, "This is a great wall."</w:t>
         <w:br/>
-        <w:t>My heart has been won by Bright Yellow, by the dumpling lady, by going "amongst the workers and peasants." I don't even mind when, at the end of the long day, our driver predictably professes to have forgotten the price for his services. I end up giving him 50 yuan more than we'd agreed, and Bright Yellow contributes 50 on her own.</w:t>
+        <w:t>The more he talked, the more I wanted to go to Badaling. Its ancient wall has been fully rebuilt and even improved. You could almost call it a zigzag work of modern art, by Christo perhaps. The moment I left the car, tourist shop owners were shouting "Hello! Hello!" and "Water! Water!" (One promised "Extra Special Water.") A troupe in costume loudly clanged Chinese instruments, promising a ride in a sedan chair. You can be the Emperor of the Car Park! On the actual wall, it was hard to move without interfering with someone's photograph. There were shops on the parapet, even a camel ride. In an effort to find some peace, I walked as far as I could, climbing a succession of remarkably steep steps until the way was blocked and the steps lay in ruins. I took a deep breath. I prepared my sensibility. Ahead of me, the dragon wall coiled ecstatically across the rugged hills, its artful engineering -- but someone was tapping on my shoulder. A Chinese man pointed at the sky as a Boeing 747 passed overhead. "American science," he announced. "Good!" Then he gave me a thumbs up and answered his cell phone, which was playing "Oh Susannah."</w:t>
         <w:br/>
-        <w:t>"Still not a single needle or piece of thread from the people!" she quotes Mao with a wink, explaining why she's suddenly so generous with the working class. "You see, a few of us are still good students of Chairman Mao."</w:t>
+        <w:t>For those who love to dream about the past, the great collection of Ming tombs outside Beijing is probably the best place to go, for even the chattering hordes of tourists cannot disturb the sublime quiet of these structures; they are so well sited under the mountains that they appear fixed for eternity. And those who love the eccentric should not miss the Dongyue or Eastern Peak Temple, a Taoist shrine in Beijing only recently opened to the public. It contains 76 rooms resembling little office-chapels, each occupied by sculptured figures who help the devout with any physical or existential problem. It is nothing less than God's bureaucracy. It includes a Department for Wandering Ghosts, a Department for Suppressing Schemes and a Flying Birds Department. In each, the figures are designed for their assigned task. Some of the least interesting figures work, not surprisingly, in the Department for Promotion of 15 Kinds of Decent Life Style.</w:t>
         <w:br/>
-        <w:t xml:space="preserve"> </w:t>
+        <w:t>Although i always enjoy the monuments of the past, what inevitably moves me most during travel is the sight of an ancient place that still lives for people. In that respect, the great Lama Temple is the most stirring place in Beijing. Part of the Yellow Hat sect of Tibetan Buddhism, the temple is a beautifully composed series of courtyards thronged daily by practicing Buddhists. I went twice, startled by the devotion animating the architecture. One afternoon, I watched a woman in a slinky red dress, red boots and a knockoff Prada bag prostrate herself before each of the many Buddhas. I wondered what she'd done the night before -- and then I realized I knew what she'd done the night before. I'd seen her in a club at about 3 a.m.</w:t>
         <w:br/>
-        <w:t>IF YOU GO</w:t>
+        <w:t>On my last day, miraculously, Mao's tomb was open. For some of the people in the short line with me -- many of them older peasants in ill-fitting suits -- Mao obviously still remained a god. In the main hall, there was a large marble statue of him sitting in an armchair in front of a dreamy Chinese landscape. The embalmed body in the crystal sarcophagus looked like it had walked over from Madame Tussaud's and lain down for a nap. As at any good museum, visitors emerged from the sanctified space into a large gift shop. I bought a Mao watch to go with my two other pop timepieces, a Betty Boop and a Bugs Bunny, and a Mao lighter that plays "The East is Red" when you lift the top. But I did not really want to end on kitsch. And so, with only a couple of hours to spare, I went to another garden.</w:t>
         <w:br/>
-        <w:t xml:space="preserve"> </w:t>
+        <w:t>In Jingshan Park behind the Forbidden City, I climbed a path to what a sign calls (but no guidebook does) the Pavilion of 10,000 Springtimes. Very nice. And a lovely view, too, over the glistening tile roofs of the Forbidden City. On the way down this timely hill, another sign warned: "Look out! The slope is steep and the road is slippery." How true. I crossed the street to Beihai Park and entered the "Round City," a little fortress enclosed by a circular wall. It contains a jade urn once owned by Kublai Khan and a 10-foot-high white jade Buddha. What I most wanted to see was its 800-year-old pine tree. According to the sign, an 18th-century emperor named this tree "the Marquis of Shade." I smiled to myself. A good place to while away half an hour, writing some notes under an 800-year-old tree. China seems so much older than America; but also so much younger. What time was it? I glanced at my new Mao watch.</w:t>
         <w:br/>
-        <w:t>Getting There</w:t>
         <w:br/>
-        <w:t>A visit to Shaoshan is usually included as a one-day excursion in a tour of the Changsha area. Changsha, 450 miles north of Canton and 611 miles south of Beijing, can be reached from either city by train or plane. Flights leave Beijing on Monday and Sunday at 9:10 A.M., arriving at 11:50 A.M., and on Thursday at 9:40 A.M., arriving at 11:55 A.M. The fare is $90 one way. The train ride from Beijing takes 24 hours and is uncomfortable. One or two flights a day, at $40 one way, are available from Canton. A night train, leaving at 5:30 P.M. and arriving at 6 A.M., is air-conditioned and costs about $30 one way.</w:t>
-        <w:br/>
-        <w:t>Buses for Shaoshan leaves Changsha Bus Station every day at 7 A.M. and 1 P.M. The trip, which takes nearly three hours, costs $1.75.</w:t>
-        <w:br/>
-        <w:t>A train for Shaoshan leaves Changsha each morning at 7:20. The fare: $1.25 one way.</w:t>
-        <w:br/>
-        <w:t xml:space="preserve"> </w:t>
-        <w:br/>
-        <w:t>Accommodations</w:t>
-        <w:br/>
-        <w:t xml:space="preserve"> In Changsha the best choices are the Furong, the Xiangjiang or the new Huatian, at each of which a single room is $25 and a double $30.</w:t>
-        <w:br/>
-        <w:t xml:space="preserve"> </w:t>
-        <w:br/>
-        <w:t>Mao's House</w:t>
-        <w:br/>
-        <w:t>The site is open every day from 8 A.M. to 4:30 P.M.</w:t>
+        <w:t>http://www.nytimes.com</w:t>
         <w:br/>
         <w:br/>
         <w:t>Graphic</w:t>
@@ -119,7 +102,7 @@
         <w:br/>
         <w:t xml:space="preserve"> </w:t>
         <w:br/>
-        <w:t>Photos: Mao Zedong's family house in Shaoshan, Hunan Province, top; fruit seller near Mao's house, above left; boats along the Xiang River, seen from Orange Island, near Changsha, above right. (pg. 15); Shaoshan souvenir sellers. (pg. 19)(Photographs by John Krich)</w:t>
+        <w:t>Photos: The city's central railroad station glows in the dark.; 'At night the new high-rises twinkle as if every day were Christmas'; A hostess in a Behai Park restaurant; a tour group in Tiananmen Square, united and identifiable by their red caps.; Cosmetics and an advertisement for cell phones lure shoppers on Wanfujing.; A man fishing in a moat of the Forbidden City is observed by a monk.; Monuments in a city where the new is fast replacing the old, and where glitter is at a premium.; A neon rainbow crosses Jianguomenwai, a busy commercial street; familiar golden arches gleam on Wanfujing. A Hyatt hotel is part of the Oriental Plaza development, for which an old neighborhood was razed to make room for a vast shopping, hotel and office complex. Out of scale. A poster dwarfs security guards at the entrance of the CourtYard Gallery; the city is writ small in a park near the Ming tombs. The Great Wall at Badaling. The serpentine track is a kind of amusement park ride that pulls you up to the wall.; Inspecting the merchandise (much of it apt to be fake) in a flea market.; Choreographed exercise in Jingshan Park. A statue of a military figure is one of many guarding the main sacred way at the Ming tombs. (Photographs by Peter Charlesworth/Asiaworks for The New York Times)</w:t>
       </w:r>
     </w:p>
     <w:sectPr>

--- a/example_articles/countries/China/1.countries_China_New_York_Times.docx
+++ b/example_articles/countries/China/1.countries_China_New_York_Times.docx
@@ -7,7 +7,7 @@
         <w:pStyle w:val="Heading1"/>
       </w:pPr>
       <w:r>
-        <w:t>Beijing; The Walls Come Tumbling Down</w:t>
+        <w:t>A Prominent Chinese-American Artist Is the Latest to Fall Afoul of China's Censors</w:t>
       </w:r>
     </w:p>
     <w:p>
@@ -17,17 +17,17 @@
     </w:p>
     <w:p>
       <w:r>
-        <w:t>Date: 2003-11-16</w:t>
+        <w:t>Date: 2019-11-20</w:t>
       </w:r>
     </w:p>
     <w:p>
       <w:r>
-        <w:t>Section: Section 6; Part 2; Column 1; Sophisticated Traveler Magazine; Pg. 46</w:t>
+        <w:t>Section: ARTS; design</w:t>
       </w:r>
     </w:p>
     <w:p>
       <w:r>
-        <w:t>Source file: NYT/54.DOCX</w:t>
+        <w:t>Source file: NYT/18.DOCX</w:t>
       </w:r>
     </w:p>
     <w:p>
@@ -49,60 +49,51 @@
     </w:p>
     <w:p>
       <w:r>
-        <w:t>'You have to understand. Beijing was wonderful during SARS," said Jeremy Wingfield, the manager of the CourtYard Gallery. "Romantic, beautiful. The sky was clear, for once. Everything shut down. There was no smog or dust or traffic jams. No tourists. No cars." He looked at me closely, to make sure I was the sort of American who understood that, of course, he also knew that SARS was a terrible plague that killed people. But it was important nonetheless to acknowledge the marvel of the moment when Beijing stopped. "One day they announced SARS was over," he said, almost wistfully. "And it was as if nothing had ever happened."</w:t>
+        <w:t>An upcoming exhibition at a Beijing arts center was canceled, the latest sign of how China's turn toward a more hard-nosed authoritarianism has crept into civil society.</w:t>
         <w:br/>
-        <w:t xml:space="preserve">     Serendipity took me to the city twice this year, once last spring when SARS was just emerging in public and then again this fall. Most people described its impact in the same terms Jeremy did -- as a surreal interlude. The authorities responded in the traditional way of Beijing: They built a wall. First to conceal the virus, then to stamp it out. All of Beijing became a forbidden city closed to travelers. People withdrew behind masks and the walls of houses and apartments. After the early days of panic, however, something unexpected happened: Behind their walls the healthy began to cultivate various internal gardens. "I read books," one said with wonder. "I listened to music." It was a parenthesis in time, strange and unlikely because building walls is no longer the business of Beijing. Tearing them down is. </w:t>
+        <w:t>BEIJING — A prominent arts center in Beijing has canceled a Chinese-American artist's exhibition of works with strong social and historical themes, planned for December, after the local authorities declined to issue the necessary import permits. The cancellation comes amid a growing clampdown on civil society across the country and rising tensions between China and the United States.</w:t>
         <w:br/>
-        <w:t xml:space="preserve"> Beijing is a city that wants to forget: the only important new wall being built is that between the past and the present. You cannot go to Beijing in search of some pristine encounter with history. You go to see a city in vital and vulgar flux, in the throes of what the Viennese economist Joseph Schumpeter famously called the "creative destruction" of capitalism, its people and tourists intoxicated by consumer goods, lucre, glitter and glitz. Old China -- the land of the emperors, including the emperor called Mao -- seems an afterthought. The pressure of the contemporary is just too powerful. Beijing scrambles the like and unlike, the old and new. Broad avenues sit where city walls once were. Traditional hutongs are being razed, opening up grand new spaces, upon which modern buildings rise. The removal of walls gives the city a kind of jack-in-the box explosiveness and the liberating, but also disorienting, sensation of there being no more boundaries.</w:t>
+        <w:t xml:space="preserve">China's censorship review process is notoriously opaque and there was no official reason given for withholding the permits. In a letter to lenders of the works announcing the cancellation, Philip Tinari, director of the UCCA Center for Contemporary Art in Beijing, said that after months of back and forth with the local cultural authorities, the gallery was suddenly informed this month that the approvals would not be coming. </w:t>
         <w:br/>
-        <w:t>The reigning style is pastiche. Anything can mix and match. Foreign brand names are preferred to the indigenously Chinese, unless by indigenously Chinese you mean knockoffs. (There's more "Burberry" in China than wool in New Zealand.) Western tourists relish the city partly because, if things threaten to become too Chinese, there's always a Starbucks nearby. Although tourism fell to almost nothing during the actual epidemic -- the Xinhua news agency reported in August that the number of overseas visitors dropped 50 percent for the full first half of the year -- foreigners are back again, once more part of the city's collage. At night the new high-rises twinkle as if every day were Christmas.</w:t>
+        <w:t xml:space="preserve">"Topics that were once relatively open for discussion are now increasingly scrutinized," Mr. Tinari wrote in the letter, which was seen by The New York Times. "An exhibition that might have been greenlighted a few years ago — such as this one — must now be canceled." </w:t>
         <w:br/>
-        <w:t>There can be a madcap joy -- sometimes innocent, sometimes clever -- in playing with pastiche and artifice. I stayed at a hotel designed around a huge atrium that contained plastic palm trees, statues of naked nymphs in classical Greek style and a white grand piano surrounded by pineapple lanterns. A Chinese woman sang Italian arias there. You could order a Manhattan.</w:t>
+        <w:t xml:space="preserve">The show, featuring the artist Hung Liu, was scheduled to open on Dec. 6. Ms. Liu, who was born in the northeastern Chinese city of Changchun in 1948 and moved to the United States in 1984, is known for fusing her early artistic training in socialist realism with Western influences to create paintings based on historical photographs. </w:t>
         <w:br/>
-        <w:t>Beijing has always been eccentric, unnatural and artificial. It did not develop in the way most human settlements did, with a lively market at its heart. The center of Beijing was instead a walled-off place where people could not go, the Forbidden City of the emperor. Mao added Tiananmen Square, the showplace of the revolution, where public behavior became as ritualized in its way as in the Forbidden City. In Beijing, there was a divine scale and a higgledy-piggledy scale -- the vast space of the Leader and the gray honeycomb maze of walls, rooms and streets where the people lived, called the hutongs.</w:t>
+        <w:t xml:space="preserve">Her work can be overtly political, like a series of pencil sketches titled "Where Is Mao?" But the 30-plus paintings that had been proposed for the Beijing show focused more on questions of culture, gender, history and memory. </w:t>
         <w:br/>
-        <w:t>Like most travelers, I went first to the Forbidden City and Tiananmen Square. I was unprepared not only for their scale, but also for their strange relationship. The revolutionary square is the existential reflection of the Forbidden City. How were the Communists, once they came to power in 1949, to match the elaborate scale of the Forbidden City? How were they to remove the crushing weight of Chinese history? By applying the great eraser that created Tiananmen Square.</w:t>
+        <w:t xml:space="preserve">In an interview, Ms. Liu said that the local authorities had initially raised concerns about nine works, including a 1993 self-portrait based on a photograph of the artist as a young, rifle-toting woman at the end of the Cultural Revolution, the decade-long period of political tumult that rocked China under Mao Zedong, and a 1988 painting, "Abacus," or "Seven-Up Eight-Down" in Chinese — a common phrase that is often used to describe the state of feeling agitated. </w:t>
         <w:br/>
-        <w:t>Laid out in the early 15th century, the Forbidden City unfolds powerfully in courtyard after courtyard, as if the power of the emperor himself could never quite be reached. It is magnificent -- but oppressive. The spaces press you down rather than lift you up. I wasn't really happy until I came to a garden of grottoes, pavilions and shapely rocks and trees. Here, perhaps, the emperor could escape from himself. The garden contained some wonderful signs in English. One identified an artificial mountain with a temple on top as the "Hill of Piled Excellence." Not far away was a sign that in the United States would have said, "Do Not Touch." Here, it read, "A single act of carelessness leads to the eternal loss of beauty."</w:t>
+        <w:t xml:space="preserve">"Maybe they felt like it was a comment on the current state of China," said Ms. Liu, speaking by telephone from her home in Oakland, Calif. </w:t>
         <w:br/>
-        <w:t>I wandered onto the empty endlessness that is Tiananmen Square. In my mind's eye, I imagined it seething with Red Guards as Mao reviewed the tanks, rockets and troops. Or filling with the demonstrators who built "Democracy Wall" -- how typical of Beijing that oxymoron is. But now it looked like a dead space, except for the aimless zigzagging of kites and tourists. Its major buildings -- Mao's mausoleum at one end and to either side the Soviet-era Great Hall of the People and the National Museum of Chinese History and the National Museum of the Chinese Revolution -- are pompous boilerplate.</w:t>
+        <w:t xml:space="preserve">Another work in question was a 2011 painting of 12 schoolgirls in uniforms wearing gas masks, which Ms. Liu said was originally based on a historical photograph of an air raid drill during World War II. </w:t>
         <w:br/>
-        <w:t>The vitality of the city no longer concentrates at its center, but shoots out in glittery sparks to the periphery. From Tiananmen Square, I took a taxi down Changan Avenue to the boomtown capital, the district of hotels, condos, office blocks, embassies and huge shopping malls. "I went away for a while," a Chinese woman told me, "and when I came back I didn't recognize where I'd lived for years." Cranes rise everywhere. Many of the buildings brag of affluence with silly pillars and golden surfaces and pretentious names like "Fifth Avenue." Is Donald Trump the city's architectural adviser? The beautiful bicycle swarms of Beijing are beginning to diminish, owing to the exponential increase in automobile traffic. Shopping malls are everywhere, usually organized around brand names. The Chinese craze for labels, even when ironic, is peculiarly passionate. Perhaps it comes from being confined for so long to one designer, Mao. Better architecture will come to Beijing -- if only because the Chinese are beginning to regard architects, too, as brand names. If other cities have a Gehry and a Koolhaas, so must the capital of China. In the atrium of a Xidan mall last spring, I saw a cheap golden pillar or trunk that rose several stories. From it angled -- goofily -- dozens of plastic suitcases that held green apples or flowers. It was almost Edenic: a capitalist garden without a snake. Let a hundred designers bloom!</w:t>
+        <w:t xml:space="preserve">"The message is antiwar so I thought it was O.K., but when I talked with my Chinese artist friends about it, they just said one word: Hong Kong," Ms. Liu said. </w:t>
         <w:br/>
-        <w:t>Occasionally, weary of the lights, i sought out unmoneyed Beijing. Before the fairy dust of capitalism, the dominant color of the city was a dour gray that sucked the light out of the air -- an extraordinary gray that was not itself beautiful, but beautifully set off the lacquer reds of palaces and temples. That gray still suffuses the ground-hugging hutongs that provide such a contrast in scale to both imperial and consumer culture. Even the bicycles -there seem to be no new bicycles in Beijing -- reflect this ancient hue.</w:t>
+        <w:t>In recent months, images of gas masks — particularly as worn by students — have become widely associated with the antigovernment proteststhat have convulsed Hong Kong since June and angered the authorities in Beijing, who see the demonstrations as a direct challenge to their rule in the semiautonomous territory.</w:t>
         <w:br/>
-        <w:t>You can take an official hutong tour, where someone will pedal you around while performing the role of colorful local Chinese man from the hutong. But it's more interesting, of course, to get lost. Houhai is an old district on a lake that's becoming a yuppie town. Bars, restaurants and tea shops glitter at night around the water. Very nice. But you need walk only a few minutes down an alley into the hutong -- and then turn a corner and turn a corner and turn a corner -- and you will be lost in old Beijing. A woman washes her hair in a pail. Old men play games outside doors. A street vendor sells five or six pieces of fruit. Only by taking this kind of walk will you see that the new China is still only skin-deep. Once, deeply lost, I walked into a local restaurant -- and every chopstick stopped. Even in Beijing.</w:t>
+        <w:t xml:space="preserve">Ms. Liu said that after the authorities voiced objections, she reluctantly agreed to withdraw the nine works in question from the show. What remained was still a "pretty strong show," she said, including a large-scale installation of 250,000 fortune cookies piled atop train tracks — a reference to the nuggets of gold that lured a wave of Chinese immigrants to America in the 19th century, many of whom later went on to build the country's first Transcontinental Railroad. </w:t>
         <w:br/>
-        <w:t>One morning I went looking for Mao. His portrait still hangs in Tiananmen Square, but he is otherwise hard to find. His mausoleum is often closed. In crowded bookstores, I could not locate a new copy of the little red book. (The Chinese now buy other kinds of self-help books, including one by Dale Carnegie.) The National Museum of the Chinese Revolution on Tiananmen Square has been temporarily closed for a long time, presumably because no one knows how to pretzel together today's capitalism with yesterday's communism.</w:t>
+        <w:t>The final show would also have included some of Ms. Liu's more recent works, based on the Depression-era photographs of Dorothea Lange as well as some works that had been exhibited in China before, like a painting of a Chinese mother and daughter pulling a barge upstream.</w:t>
         <w:br/>
-        <w:t>Style can marginalize substance. Style can be a way to forget. It was Andy Warhol who first made Mao look stylish, in his celebrated portrait. The Chinese have taken the cue. The postmodern Mao is typically a figure to play with, which helps remove the sting from history. You can go to a restaurant that specializes in the food of the Cultural Revolution. The great Beijing flea market sells much Mao memorabilia, including old inspirational posters, caps and secondhand little red books. Much of the memorabilia is fake: the posters and little red books promising a new revolutionary man are now knockoffs distressed by workers, the better to hawk history to tourists.</w:t>
+        <w:t xml:space="preserve">But in a sign of the fast-shrinking space for expression in China, the authorities decided in the end to effectively kill the show altogether by refusing to issue the approvals required to import the remaining works. </w:t>
         <w:br/>
-        <w:t>In my search for something authentically Maoist, I made one inspired guess. What about the Military Museum of the Chinese People's Revolution? It's a run-down Stalinist palace with two large wings and a big star on top. In the museum parking lot, looking more beached than any whale, sits a passenger jet that used to transport Chinese V.I.P.'s. Inside the building, an enormous statue of the Great Helmsman welcomes visitors -- at last! -- to an exhibition filled with MIG's, machine guns, missiles and assorted weaponry. On the second floor there's an exhibit about the Korean War. In contrast to most exhibitions in Beijing, no English wall labels describe the displays. (You would hardly know the United States was involved.) As I strolled around, I kept hearing a huge roaring sound. I walked up a grand staircase, pushed back a door and came upon a vast beehive filled with booths selling amusement park games -- mostly toy guns that you shoot at cowboys or bears or, in one instance, MIG's.</w:t>
+        <w:t xml:space="preserve">"I was so sad and disappointed," Ms. Liu said. "Of course my work has political dimensions, but my focus is really the human faces, the human struggle, the epic journey." </w:t>
         <w:br/>
-        <w:t>On the plane, I'd read Lao She's "Camel Xiangzi," a great novel written in the 30's about the crushing life of a Beijing rickshaw driver. It was only at Lao She's hutong courtyard house -- now a dusty little museum devoted to the writer -- that I could sense the painful tremors of Chinese history. It was an unshiny place, well thumbed like an old book. I stared at his worn furniture. He loved Dickens, Mencken and American slang. As a man who wrote sympathetically about the working class, he tried hard to accommodate himself to the revolution; a photograph shows him laughing with Mao. In 1966, however, the Red Guards attacked and humiliated him, and he was either murdered or committed suicide.</w:t>
+        <w:t xml:space="preserve">"I sincerely feel like all I'm doing is enshrining the anonymous working class who never had a voice," added Ms. Liu, who will be the subject of a retrospective at the National Portrait Gallery in Washington in 2021. </w:t>
         <w:br/>
-        <w:t>Of course, I did the sights. and I had to see the wall of walls. "But don't go to Badaling," an expatriate told me. It was the worst place, he said, to see the Great Wall. Hawkers mobbed you. Tinny music rattled from loudspeakers. Tour buses belched. It was to Badaling, the expat confided -- as if nothing more need be said -- that Richard M. Nixon went in 1972 during his trip to China. It was at Badaling that the president, according to legend, observed, "This is a great wall."</w:t>
+        <w:t xml:space="preserve">The show's cancellation, which was first reported by The Art Newspaper, is a setback for the UCCA, which is coming off the huge success of a            major exhibition of works by Pablo Picasso and its            recent announcement of plans to open an outpost in Shanghai. </w:t>
         <w:br/>
-        <w:t>The more he talked, the more I wanted to go to Badaling. Its ancient wall has been fully rebuilt and even improved. You could almost call it a zigzag work of modern art, by Christo perhaps. The moment I left the car, tourist shop owners were shouting "Hello! Hello!" and "Water! Water!" (One promised "Extra Special Water.") A troupe in costume loudly clanged Chinese instruments, promising a ride in a sedan chair. You can be the Emperor of the Car Park! On the actual wall, it was hard to move without interfering with someone's photograph. There were shops on the parapet, even a camel ride. In an effort to find some peace, I walked as far as I could, climbing a succession of remarkably steep steps until the way was blocked and the steps lay in ruins. I took a deep breath. I prepared my sensibility. Ahead of me, the dragon wall coiled ecstatically across the rugged hills, its artful engineering -- but someone was tapping on my shoulder. A Chinese man pointed at the sky as a Boeing 747 passed overhead. "American science," he announced. "Good!" Then he gave me a thumbs up and answered his cell phone, which was playing "Oh Susannah."</w:t>
+        <w:t xml:space="preserve">It is also the latest indication of how China's turn toward a more hard-nosed authoritarianism under the leadership of Xi Jinping has crept into all corners of society. While censorship has been a source of frustration in China's cultural sectors for years, most knew generally where the so-called red lines were and how to avoid them. </w:t>
         <w:br/>
-        <w:t>For those who love to dream about the past, the great collection of Ming tombs outside Beijing is probably the best place to go, for even the chattering hordes of tourists cannot disturb the sublime quiet of these structures; they are so well sited under the mountains that they appear fixed for eternity. And those who love the eccentric should not miss the Dongyue or Eastern Peak Temple, a Taoist shrine in Beijing only recently opened to the public. It contains 76 rooms resembling little office-chapels, each occupied by sculptured figures who help the devout with any physical or existential problem. It is nothing less than God's bureaucracy. It includes a Department for Wandering Ghosts, a Department for Suppressing Schemes and a Flying Birds Department. In each, the figures are designed for their assigned task. Some of the least interesting figures work, not surprisingly, in the Department for Promotion of 15 Kinds of Decent Life Style.</w:t>
+        <w:t xml:space="preserve">But many now say the red line of censorship has been moving, a point that was illustrated most vividly over the summer when the opening of a big-budget Chinese patriotic movie — of the sort typically beloved by the authorities — was abruptly canceled. </w:t>
         <w:br/>
-        <w:t>Although i always enjoy the monuments of the past, what inevitably moves me most during travel is the sight of an ancient place that still lives for people. In that respect, the great Lama Temple is the most stirring place in Beijing. Part of the Yellow Hat sect of Tibetan Buddhism, the temple is a beautifully composed series of courtyards thronged daily by practicing Buddhists. I went twice, startled by the devotion animating the architecture. One afternoon, I watched a woman in a slinky red dress, red boots and a knockoff Prada bag prostrate herself before each of the many Buddhas. I wondered what she'd done the night before -- and then I realized I knew what she'd done the night before. I'd seen her in a club at about 3 a.m.</w:t>
+        <w:t>Last year, several artworks that raised questions about the social and ethical implications of artificial intelligence and biotechnology were pulled at the last second from an exhibition on orders of the authorities in the southern Chinese province of Guangdong. More recently, the opening of the Pompidou Center in Shanghai was tainted by the            revelation that the esteemed French cultural institution had agreed to censor several works in its inaugural show at the request of the authorities.</w:t>
         <w:br/>
-        <w:t>On my last day, miraculously, Mao's tomb was open. For some of the people in the short line with me -- many of them older peasants in ill-fitting suits -- Mao obviously still remained a god. In the main hall, there was a large marble statue of him sitting in an armchair in front of a dreamy Chinese landscape. The embalmed body in the crystal sarcophagus looked like it had walked over from Madame Tussaud's and lain down for a nap. As at any good museum, visitors emerged from the sanctified space into a large gift shop. I bought a Mao watch to go with my two other pop timepieces, a Betty Boop and a Bugs Bunny, and a Mao lighter that plays "The East is Red" when you lift the top. But I did not really want to end on kitsch. And so, with only a couple of hours to spare, I went to another garden.</w:t>
+        <w:t xml:space="preserve">Ms. Liu, who was sent to do manual labor in the countryside for four years during the Cultural Revolution, said the cancellation of her show was a reminder not to take progress for granted. </w:t>
         <w:br/>
-        <w:t>In Jingshan Park behind the Forbidden City, I climbed a path to what a sign calls (but no guidebook does) the Pavilion of 10,000 Springtimes. Very nice. And a lovely view, too, over the glistening tile roofs of the Forbidden City. On the way down this timely hill, another sign warned: "Look out! The slope is steep and the road is slippery." How true. I crossed the street to Beihai Park and entered the "Round City," a little fortress enclosed by a circular wall. It contains a jade urn once owned by Kublai Khan and a 10-foot-high white jade Buddha. What I most wanted to see was its 800-year-old pine tree. According to the sign, an 18th-century emperor named this tree "the Marquis of Shade." I smiled to myself. A good place to while away half an hour, writing some notes under an 800-year-old tree. China seems so much older than America; but also so much younger. What time was it? I glanced at my new Mao watch.</w:t>
+        <w:t>"Chinese contemporary art over the past 25 years has reflected an opening up of speech in China, and a meaningful dialogue with the world," she said. "That openness is now beginning to feel like a dream."</w:t>
         <w:br/>
-        <w:br/>
-        <w:t>http://www.nytimes.com</w:t>
-        <w:br/>
-        <w:br/>
-        <w:t>Graphic</w:t>
-        <w:br/>
-        <w:br/>
-        <w:t xml:space="preserve"> </w:t>
-        <w:br/>
-        <w:t>Photos: The city's central railroad station glows in the dark.; 'At night the new high-rises twinkle as if every day were Christmas'; A hostess in a Behai Park restaurant; a tour group in Tiananmen Square, united and identifiable by their red caps.; Cosmetics and an advertisement for cell phones lure shoppers on Wanfujing.; A man fishing in a moat of the Forbidden City is observed by a monk.; Monuments in a city where the new is fast replacing the old, and where glitter is at a premium.; A neon rainbow crosses Jianguomenwai, a busy commercial street; familiar golden arches gleam on Wanfujing. A Hyatt hotel is part of the Oriental Plaza development, for which an old neighborhood was razed to make room for a vast shopping, hotel and office complex. Out of scale. A poster dwarfs security guards at the entrance of the CourtYard Gallery; the city is writ small in a park near the Ming tombs. The Great Wall at Badaling. The serpentine track is a kind of amusement park ride that pulls you up to the wall.; Inspecting the merchandise (much of it apt to be fake) in a flea market.; Choreographed exercise in Jingshan Park. A statue of a military figure is one of many guarding the main sacred way at the Ming tombs. (Photographs by Peter Charlesworth/Asiaworks for The New York Times)</w:t>
+        <w:t>PHOTOS: Top, Hung Liu, a Chinese-American artist, with one of her works. Above, "Twelve Hairpins of Jinling," a 2011 painting by Ms. Liu that was based on a photograph from World War II. (PHOTOGRAPHS BY JEFF KELLEY; HUNG LIU)</w:t>
       </w:r>
     </w:p>
     <w:sectPr>
